--- a/teaching/공동체빌더스_학생_활동지.docx
+++ b/teaching/공동체빌더스_학생_활동지.docx
@@ -4,48 +4,282 @@
   <w:body>
     <w:p>
       <w:pPr>
+        <w:spacing w:after="0"/>
         <w:jc w:val="center"/>
       </w:pPr>
       <w:r>
-        <w:rPr>
-          <w:b/>
-          <w:sz w:val="36"/>
-        </w:rPr>
-        <w:t>공동체 빌더스 — 마을을 깨운 나의 기록</w:t>
+        <w:drawing>
+          <wp:inline xmlns:a="http://schemas.openxmlformats.org/drawingml/2006/main" xmlns:pic="http://schemas.openxmlformats.org/drawingml/2006/picture">
+            <wp:extent cx="6120000" cy="1455293"/>
+            <wp:docPr id="1" name="Picture 1"/>
+            <wp:cNvGraphicFramePr>
+              <a:graphicFrameLocks noChangeAspect="1"/>
+            </wp:cNvGraphicFramePr>
+            <a:graphic>
+              <a:graphicData uri="http://schemas.openxmlformats.org/drawingml/2006/picture">
+                <pic:pic>
+                  <pic:nvPicPr>
+                    <pic:cNvPr id="0" name="banner_final.jpg"/>
+                    <pic:cNvPicPr/>
+                  </pic:nvPicPr>
+                  <pic:blipFill>
+                    <a:blip r:embed="rId9"/>
+                    <a:stretch>
+                      <a:fillRect/>
+                    </a:stretch>
+                  </pic:blipFill>
+                  <pic:spPr>
+                    <a:xfrm>
+                      <a:off x="0" y="0"/>
+                      <a:ext cx="6120000" cy="1455293"/>
+                    </a:xfrm>
+                    <a:prstGeom prst="rect"/>
+                  </pic:spPr>
+                </pic:pic>
+              </a:graphicData>
+            </a:graphic>
+          </wp:inline>
+        </w:drawing>
       </w:r>
+    </w:p>
+    <w:tbl>
+      <w:tblPr>
+        <w:tblW w:type="auto" w:w="0"/>
+        <w:jc w:val="center"/>
+        <w:tblLook w:firstColumn="1" w:firstRow="1" w:lastColumn="0" w:lastRow="0" w:noHBand="0" w:noVBand="1" w:val="04A0"/>
+        <w:tblBorders>
+          <w:top w:val="none" w:sz="0" w:space="0" w:color="auto"/>
+          <w:left w:val="none" w:sz="0" w:space="0" w:color="auto"/>
+          <w:bottom w:val="none" w:sz="0" w:space="0" w:color="auto"/>
+          <w:right w:val="none" w:sz="0" w:space="0" w:color="auto"/>
+          <w:insideH w:val="none" w:sz="0" w:space="0" w:color="auto"/>
+          <w:insideV w:val="none" w:sz="0" w:space="0" w:color="auto"/>
+        </w:tblBorders>
+      </w:tblPr>
+      <w:tblGrid>
+        <w:gridCol w:w="10086"/>
+      </w:tblGrid>
+      <w:tr>
+        <w:trPr>
+          <w:cantSplit/>
+        </w:trPr>
+        <w:tc>
+          <w:tcPr>
+            <w:tcW w:type="dxa" w:w="10086"/>
+            <w:shd w:val="clear" w:color="auto" w:fill="F4A186"/>
+            <w:tcMar>
+              <w:top w:w="220" w:type="dxa"/>
+              <w:bottom w:w="220" w:type="dxa"/>
+              <w:left w:w="200" w:type="dxa"/>
+              <w:right w:w="200" w:type="dxa"/>
+            </w:tcMar>
+            <w:vAlign w:val="center"/>
+          </w:tcPr>
+          <w:p>
+            <w:pPr>
+              <w:jc w:val="center"/>
+            </w:pPr>
+            <w:r>
+              <w:rPr>
+                <w:b/>
+                <w:color w:val="FFFFFF"/>
+                <w:sz w:val="46"/>
+              </w:rPr>
+              <w:t>공동체 빌더스</w:t>
+            </w:r>
+          </w:p>
+          <w:p>
+            <w:pPr>
+              <w:spacing w:before="80"/>
+              <w:jc w:val="center"/>
+            </w:pPr>
+            <w:r>
+              <w:rPr>
+                <w:color w:val="FFF3EC"/>
+                <w:sz w:val="24"/>
+              </w:rPr>
+              <w:t>마을을 깨운 나의 기록</w:t>
+            </w:r>
+          </w:p>
+        </w:tc>
+      </w:tr>
+    </w:tbl>
+    <w:p>
+      <w:pPr>
+        <w:spacing w:after="40"/>
+      </w:pPr>
+    </w:p>
+    <w:tbl>
+      <w:tblPr>
+        <w:tblW w:type="auto" w:w="0"/>
+        <w:tblLook w:firstColumn="1" w:firstRow="1" w:lastColumn="0" w:lastRow="0" w:noHBand="0" w:noVBand="1" w:val="04A0"/>
+        <w:tblBorders>
+          <w:top w:val="none" w:sz="0" w:space="0" w:color="auto"/>
+          <w:left w:val="none" w:sz="0" w:space="0" w:color="auto"/>
+          <w:bottom w:val="none" w:sz="0" w:space="0" w:color="auto"/>
+          <w:right w:val="none" w:sz="0" w:space="0" w:color="auto"/>
+          <w:insideH w:val="none" w:sz="0" w:space="0" w:color="auto"/>
+          <w:insideV w:val="none" w:sz="0" w:space="0" w:color="auto"/>
+        </w:tblBorders>
+      </w:tblPr>
+      <w:tblGrid>
+        <w:gridCol w:w="10086"/>
+      </w:tblGrid>
+      <w:tr>
+        <w:trPr>
+          <w:cantSplit/>
+        </w:trPr>
+        <w:tc>
+          <w:tcPr>
+            <w:tcW w:type="dxa" w:w="10086"/>
+            <w:shd w:val="clear" w:color="auto" w:fill="FFF9F0"/>
+            <w:tcBorders>
+              <w:top w:val="single" w:sz="8" w:space="0" w:color="F0C7B4"/>
+              <w:left w:val="single" w:sz="8" w:space="0" w:color="F0C7B4"/>
+              <w:bottom w:val="single" w:sz="8" w:space="0" w:color="F0C7B4"/>
+              <w:right w:val="single" w:sz="8" w:space="0" w:color="F0C7B4"/>
+            </w:tcBorders>
+            <w:tcMar>
+              <w:top w:w="100" w:type="dxa"/>
+              <w:bottom w:w="100" w:type="dxa"/>
+              <w:left w:w="200" w:type="dxa"/>
+              <w:right w:w="200" w:type="dxa"/>
+            </w:tcMar>
+          </w:tcPr>
+          <w:p>
+            <w:pPr>
+              <w:jc w:val="right"/>
+            </w:pPr>
+            <w:r>
+              <w:rPr>
+                <w:b/>
+                <w:color w:val="3A3028"/>
+                <w:sz w:val="22"/>
+              </w:rPr>
+              <w:t>학년 (        )    반 (        )    번호 (        )    이름 (                )</w:t>
+            </w:r>
+          </w:p>
+        </w:tc>
+      </w:tr>
+    </w:tbl>
+    <w:p>
+      <w:pPr>
+        <w:spacing w:after="80"/>
+      </w:pPr>
+    </w:p>
+    <w:tbl>
+      <w:tblPr>
+        <w:tblW w:type="auto" w:w="0"/>
+        <w:jc w:val="left"/>
+        <w:tblLayout w:type="fixed"/>
+        <w:tblLook w:firstColumn="1" w:firstRow="1" w:lastColumn="0" w:lastRow="0" w:noHBand="0" w:noVBand="1" w:val="04A0"/>
+        <w:tblBorders>
+          <w:top w:val="none" w:sz="0" w:space="0" w:color="auto"/>
+          <w:left w:val="none" w:sz="0" w:space="0" w:color="auto"/>
+          <w:bottom w:val="none" w:sz="0" w:space="0" w:color="auto"/>
+          <w:right w:val="none" w:sz="0" w:space="0" w:color="auto"/>
+          <w:insideH w:val="none" w:sz="0" w:space="0" w:color="auto"/>
+          <w:insideV w:val="none" w:sz="0" w:space="0" w:color="auto"/>
+        </w:tblBorders>
+      </w:tblPr>
+      <w:tblGrid>
+        <w:gridCol w:w="5043"/>
+        <w:gridCol w:w="5043"/>
+      </w:tblGrid>
+      <w:tr>
+        <w:trPr>
+          <w:cantSplit/>
+        </w:trPr>
+        <w:tc>
+          <w:tcPr>
+            <w:tcW w:type="dxa" w:w="850"/>
+            <w:shd w:val="clear" w:color="auto" w:fill="DDEEFB"/>
+            <w:tcMar>
+              <w:top w:w="90" w:type="dxa"/>
+              <w:bottom w:w="90" w:type="dxa"/>
+              <w:left w:w="80" w:type="dxa"/>
+              <w:right w:w="40" w:type="dxa"/>
+            </w:tcMar>
+            <w:vAlign w:val="center"/>
+          </w:tcPr>
+          <w:p>
+            <w:pPr>
+              <w:jc w:val="center"/>
+            </w:pPr>
+            <w:r>
+              <w:drawing>
+                <wp:inline xmlns:a="http://schemas.openxmlformats.org/drawingml/2006/main" xmlns:pic="http://schemas.openxmlformats.org/drawingml/2006/picture">
+                  <wp:extent cx="432000" cy="432000"/>
+                  <wp:docPr id="2" name="Picture 2"/>
+                  <wp:cNvGraphicFramePr>
+                    <a:graphicFrameLocks noChangeAspect="1"/>
+                  </wp:cNvGraphicFramePr>
+                  <a:graphic>
+                    <a:graphicData uri="http://schemas.openxmlformats.org/drawingml/2006/picture">
+                      <pic:pic>
+                        <pic:nvPicPr>
+                          <pic:cNvPr id="0" name="icon_activity_final.png"/>
+                          <pic:cNvPicPr/>
+                        </pic:nvPicPr>
+                        <pic:blipFill>
+                          <a:blip r:embed="rId10"/>
+                          <a:stretch>
+                            <a:fillRect/>
+                          </a:stretch>
+                        </pic:blipFill>
+                        <pic:spPr>
+                          <a:xfrm>
+                            <a:off x="0" y="0"/>
+                            <a:ext cx="432000" cy="432000"/>
+                          </a:xfrm>
+                          <a:prstGeom prst="rect"/>
+                        </pic:spPr>
+                      </pic:pic>
+                    </a:graphicData>
+                  </a:graphic>
+                </wp:inline>
+              </w:drawing>
+            </w:r>
+          </w:p>
+        </w:tc>
+        <w:tc>
+          <w:tcPr>
+            <w:tcW w:type="dxa" w:w="8532"/>
+            <w:shd w:val="clear" w:color="auto" w:fill="DDEEFB"/>
+            <w:tcMar>
+              <w:top w:w="90" w:type="dxa"/>
+              <w:bottom w:w="90" w:type="dxa"/>
+              <w:left w:w="40" w:type="dxa"/>
+              <w:right w:w="140" w:type="dxa"/>
+            </w:tcMar>
+            <w:vAlign w:val="center"/>
+          </w:tcPr>
+          <w:p>
+            <w:r>
+              <w:rPr>
+                <w:b/>
+                <w:color w:val="2277B8"/>
+                <w:sz w:val="28"/>
+              </w:rPr>
+              <w:t>1. 내가 만난 마을 친구들</w:t>
+            </w:r>
+          </w:p>
+        </w:tc>
+      </w:tr>
+    </w:tbl>
+    <w:p>
+      <w:pPr>
+        <w:spacing w:after="40"/>
+      </w:pPr>
     </w:p>
     <w:p>
       <w:pPr>
-        <w:jc w:val="right"/>
+        <w:spacing w:after="120"/>
       </w:pPr>
       <w:r>
         <w:rPr>
-          <w:sz w:val="22"/>
-        </w:rPr>
-        <w:t xml:space="preserve">        학년      반      번   이름:                    </w:t>
-      </w:r>
-    </w:p>
-    <w:p>
-      <w:pPr>
-        <w:spacing w:before="200" w:after="80"/>
-      </w:pPr>
-      <w:r>
-        <w:rPr>
-          <w:b/>
-          <w:color w:val="0F765E"/>
-          <w:sz w:val="26"/>
-        </w:rPr>
-        <w:t>1. 내가 만난 마을 친구들</w:t>
-      </w:r>
-    </w:p>
-    <w:p>
-      <w:pPr>
-        <w:spacing w:after="60"/>
-      </w:pPr>
-      <w:r>
-        <w:rPr>
-          <w:b w:val="0"/>
-          <w:color w:val="666666"/>
+          <w:i/>
+          <w:color w:val="8A8076"/>
           <w:sz w:val="19"/>
         </w:rPr>
         <w:t>탐험하며 해결한 미션 중 기억에 남는 것을 골라 적어 보세요.</w:t>
@@ -53,26 +287,52 @@
     </w:p>
     <w:tbl>
       <w:tblPr>
-        <w:tblStyle w:val="TableGrid"/>
         <w:tblW w:type="auto" w:w="0"/>
+        <w:jc w:val="center"/>
+        <w:tblLayout w:type="fixed"/>
         <w:tblLook w:firstColumn="1" w:firstRow="1" w:lastColumn="0" w:lastRow="0" w:noHBand="0" w:noVBand="1" w:val="04A0"/>
+        <w:tblBorders>
+          <w:top w:val="none" w:sz="0" w:space="0" w:color="auto"/>
+          <w:left w:val="none" w:sz="0" w:space="0" w:color="auto"/>
+          <w:bottom w:val="none" w:sz="0" w:space="0" w:color="auto"/>
+          <w:right w:val="none" w:sz="0" w:space="0" w:color="auto"/>
+          <w:insideH w:val="none" w:sz="0" w:space="0" w:color="auto"/>
+          <w:insideV w:val="none" w:sz="0" w:space="0" w:color="auto"/>
+        </w:tblBorders>
       </w:tblPr>
       <w:tblGrid>
-        <w:gridCol w:w="2493"/>
-        <w:gridCol w:w="2493"/>
-        <w:gridCol w:w="2493"/>
-        <w:gridCol w:w="2493"/>
+        <w:gridCol w:w="2521"/>
+        <w:gridCol w:w="2521"/>
+        <w:gridCol w:w="2521"/>
+        <w:gridCol w:w="2521"/>
       </w:tblGrid>
       <w:tr>
+        <w:trPr>
+          <w:cantSplit/>
+        </w:trPr>
         <w:tc>
           <w:tcPr>
-            <w:tcW w:type="dxa" w:w="1814"/>
+            <w:tcW w:type="dxa" w:w="1701"/>
+            <w:tcMar>
+              <w:top w:w="100" w:type="dxa"/>
+              <w:bottom w:w="100" w:type="dxa"/>
+              <w:left w:w="120" w:type="dxa"/>
+              <w:right w:w="120" w:type="dxa"/>
+            </w:tcMar>
+            <w:tcBorders>
+              <w:top w:val="single" w:sz="5" w:space="0" w:color="EFE2D2"/>
+              <w:left w:val="single" w:sz="5" w:space="0" w:color="EFE2D2"/>
+              <w:bottom w:val="single" w:sz="5" w:space="0" w:color="EFE2D2"/>
+              <w:right w:val="single" w:sz="5" w:space="0" w:color="EFE2D2"/>
+            </w:tcBorders>
+            <w:shd w:val="clear" w:color="auto" w:fill="DDEEFB"/>
+            <w:vAlign w:val="center"/>
           </w:tcPr>
           <w:p>
-            <w:r/>
             <w:r>
               <w:rPr>
                 <w:b/>
+                <w:color w:val="2277B8"/>
                 <w:sz w:val="19"/>
               </w:rPr>
               <w:t>거점 이름</w:t>
@@ -82,12 +342,26 @@
         <w:tc>
           <w:tcPr>
             <w:tcW w:type="dxa" w:w="1247"/>
+            <w:tcMar>
+              <w:top w:w="100" w:type="dxa"/>
+              <w:bottom w:w="100" w:type="dxa"/>
+              <w:left w:w="120" w:type="dxa"/>
+              <w:right w:w="120" w:type="dxa"/>
+            </w:tcMar>
+            <w:tcBorders>
+              <w:top w:val="single" w:sz="5" w:space="0" w:color="EFE2D2"/>
+              <w:left w:val="single" w:sz="5" w:space="0" w:color="EFE2D2"/>
+              <w:bottom w:val="single" w:sz="5" w:space="0" w:color="EFE2D2"/>
+              <w:right w:val="single" w:sz="5" w:space="0" w:color="EFE2D2"/>
+            </w:tcBorders>
+            <w:shd w:val="clear" w:color="auto" w:fill="DDEEFB"/>
+            <w:vAlign w:val="center"/>
           </w:tcPr>
           <w:p>
-            <w:r/>
             <w:r>
               <w:rPr>
                 <w:b/>
+                <w:color w:val="2277B8"/>
                 <w:sz w:val="19"/>
               </w:rPr>
               <w:t>친구 이름</w:t>
@@ -97,12 +371,26 @@
         <w:tc>
           <w:tcPr>
             <w:tcW w:type="dxa" w:w="2721"/>
+            <w:tcMar>
+              <w:top w:w="100" w:type="dxa"/>
+              <w:bottom w:w="100" w:type="dxa"/>
+              <w:left w:w="120" w:type="dxa"/>
+              <w:right w:w="120" w:type="dxa"/>
+            </w:tcMar>
+            <w:tcBorders>
+              <w:top w:val="single" w:sz="5" w:space="0" w:color="EFE2D2"/>
+              <w:left w:val="single" w:sz="5" w:space="0" w:color="EFE2D2"/>
+              <w:bottom w:val="single" w:sz="5" w:space="0" w:color="EFE2D2"/>
+              <w:right w:val="single" w:sz="5" w:space="0" w:color="EFE2D2"/>
+            </w:tcBorders>
+            <w:shd w:val="clear" w:color="auto" w:fill="DDEEFB"/>
+            <w:vAlign w:val="center"/>
           </w:tcPr>
           <w:p>
-            <w:r/>
             <w:r>
               <w:rPr>
                 <w:b/>
+                <w:color w:val="2277B8"/>
                 <w:sz w:val="19"/>
               </w:rPr>
               <w:t>내가 고른 선택</w:t>
@@ -111,13 +399,27 @@
         </w:tc>
         <w:tc>
           <w:tcPr>
-            <w:tcW w:type="dxa" w:w="3288"/>
+            <w:tcW w:type="dxa" w:w="3855"/>
+            <w:tcMar>
+              <w:top w:w="100" w:type="dxa"/>
+              <w:bottom w:w="100" w:type="dxa"/>
+              <w:left w:w="120" w:type="dxa"/>
+              <w:right w:w="120" w:type="dxa"/>
+            </w:tcMar>
+            <w:tcBorders>
+              <w:top w:val="single" w:sz="5" w:space="0" w:color="EFE2D2"/>
+              <w:left w:val="single" w:sz="5" w:space="0" w:color="EFE2D2"/>
+              <w:bottom w:val="single" w:sz="5" w:space="0" w:color="EFE2D2"/>
+              <w:right w:val="single" w:sz="5" w:space="0" w:color="EFE2D2"/>
+            </w:tcBorders>
+            <w:shd w:val="clear" w:color="auto" w:fill="DDEEFB"/>
+            <w:vAlign w:val="center"/>
           </w:tcPr>
           <w:p>
-            <w:r/>
             <w:r>
               <w:rPr>
                 <w:b/>
+                <w:color w:val="2277B8"/>
                 <w:sz w:val="19"/>
               </w:rPr>
               <w:t>해설 카드에서 기억에 남는 문장</w:t>
@@ -126,12 +428,27 @@
         </w:tc>
       </w:tr>
       <w:tr>
+        <w:trPr>
+          <w:cantSplit/>
+        </w:trPr>
         <w:tc>
           <w:tcPr>
-            <w:tcW w:type="dxa" w:w="1814"/>
+            <w:tcW w:type="dxa" w:w="1701"/>
+            <w:tcMar>
+              <w:top w:w="100" w:type="dxa"/>
+              <w:bottom w:w="100" w:type="dxa"/>
+              <w:left w:w="120" w:type="dxa"/>
+              <w:right w:w="120" w:type="dxa"/>
+            </w:tcMar>
+            <w:tcBorders>
+              <w:top w:val="single" w:sz="5" w:space="0" w:color="EFE2D2"/>
+              <w:left w:val="single" w:sz="5" w:space="0" w:color="EFE2D2"/>
+              <w:bottom w:val="single" w:sz="5" w:space="0" w:color="EFE2D2"/>
+              <w:right w:val="single" w:sz="5" w:space="0" w:color="EFE2D2"/>
+            </w:tcBorders>
+            <w:vAlign w:val="center"/>
           </w:tcPr>
           <w:p>
-            <w:r/>
             <w:r>
               <w:rPr>
                 <w:sz w:val="19"/>
@@ -142,9 +459,21 @@
         <w:tc>
           <w:tcPr>
             <w:tcW w:type="dxa" w:w="1247"/>
+            <w:tcMar>
+              <w:top w:w="100" w:type="dxa"/>
+              <w:bottom w:w="100" w:type="dxa"/>
+              <w:left w:w="120" w:type="dxa"/>
+              <w:right w:w="120" w:type="dxa"/>
+            </w:tcMar>
+            <w:tcBorders>
+              <w:top w:val="single" w:sz="5" w:space="0" w:color="EFE2D2"/>
+              <w:left w:val="single" w:sz="5" w:space="0" w:color="EFE2D2"/>
+              <w:bottom w:val="single" w:sz="5" w:space="0" w:color="EFE2D2"/>
+              <w:right w:val="single" w:sz="5" w:space="0" w:color="EFE2D2"/>
+            </w:tcBorders>
+            <w:vAlign w:val="center"/>
           </w:tcPr>
           <w:p>
-            <w:r/>
             <w:r>
               <w:rPr>
                 <w:sz w:val="19"/>
@@ -155,9 +484,21 @@
         <w:tc>
           <w:tcPr>
             <w:tcW w:type="dxa" w:w="2721"/>
+            <w:tcMar>
+              <w:top w:w="100" w:type="dxa"/>
+              <w:bottom w:w="100" w:type="dxa"/>
+              <w:left w:w="120" w:type="dxa"/>
+              <w:right w:w="120" w:type="dxa"/>
+            </w:tcMar>
+            <w:tcBorders>
+              <w:top w:val="single" w:sz="5" w:space="0" w:color="EFE2D2"/>
+              <w:left w:val="single" w:sz="5" w:space="0" w:color="EFE2D2"/>
+              <w:bottom w:val="single" w:sz="5" w:space="0" w:color="EFE2D2"/>
+              <w:right w:val="single" w:sz="5" w:space="0" w:color="EFE2D2"/>
+            </w:tcBorders>
+            <w:vAlign w:val="center"/>
           </w:tcPr>
           <w:p>
-            <w:r/>
             <w:r>
               <w:rPr>
                 <w:sz w:val="19"/>
@@ -167,10 +508,22 @@
         </w:tc>
         <w:tc>
           <w:tcPr>
-            <w:tcW w:type="dxa" w:w="3288"/>
+            <w:tcW w:type="dxa" w:w="3855"/>
+            <w:tcMar>
+              <w:top w:w="100" w:type="dxa"/>
+              <w:bottom w:w="100" w:type="dxa"/>
+              <w:left w:w="120" w:type="dxa"/>
+              <w:right w:w="120" w:type="dxa"/>
+            </w:tcMar>
+            <w:tcBorders>
+              <w:top w:val="single" w:sz="5" w:space="0" w:color="EFE2D2"/>
+              <w:left w:val="single" w:sz="5" w:space="0" w:color="EFE2D2"/>
+              <w:bottom w:val="single" w:sz="5" w:space="0" w:color="EFE2D2"/>
+              <w:right w:val="single" w:sz="5" w:space="0" w:color="EFE2D2"/>
+            </w:tcBorders>
+            <w:vAlign w:val="center"/>
           </w:tcPr>
           <w:p>
-            <w:r/>
             <w:r>
               <w:rPr>
                 <w:sz w:val="19"/>
@@ -180,12 +533,27 @@
         </w:tc>
       </w:tr>
       <w:tr>
+        <w:trPr>
+          <w:cantSplit/>
+        </w:trPr>
         <w:tc>
           <w:tcPr>
-            <w:tcW w:type="dxa" w:w="1814"/>
+            <w:tcW w:type="dxa" w:w="1701"/>
+            <w:tcMar>
+              <w:top w:w="100" w:type="dxa"/>
+              <w:bottom w:w="100" w:type="dxa"/>
+              <w:left w:w="120" w:type="dxa"/>
+              <w:right w:w="120" w:type="dxa"/>
+            </w:tcMar>
+            <w:tcBorders>
+              <w:top w:val="single" w:sz="5" w:space="0" w:color="EFE2D2"/>
+              <w:left w:val="single" w:sz="5" w:space="0" w:color="EFE2D2"/>
+              <w:bottom w:val="single" w:sz="5" w:space="0" w:color="EFE2D2"/>
+              <w:right w:val="single" w:sz="5" w:space="0" w:color="EFE2D2"/>
+            </w:tcBorders>
+            <w:vAlign w:val="center"/>
           </w:tcPr>
           <w:p>
-            <w:r/>
             <w:r>
               <w:rPr>
                 <w:sz w:val="19"/>
@@ -196,9 +564,21 @@
         <w:tc>
           <w:tcPr>
             <w:tcW w:type="dxa" w:w="1247"/>
+            <w:tcMar>
+              <w:top w:w="100" w:type="dxa"/>
+              <w:bottom w:w="100" w:type="dxa"/>
+              <w:left w:w="120" w:type="dxa"/>
+              <w:right w:w="120" w:type="dxa"/>
+            </w:tcMar>
+            <w:tcBorders>
+              <w:top w:val="single" w:sz="5" w:space="0" w:color="EFE2D2"/>
+              <w:left w:val="single" w:sz="5" w:space="0" w:color="EFE2D2"/>
+              <w:bottom w:val="single" w:sz="5" w:space="0" w:color="EFE2D2"/>
+              <w:right w:val="single" w:sz="5" w:space="0" w:color="EFE2D2"/>
+            </w:tcBorders>
+            <w:vAlign w:val="center"/>
           </w:tcPr>
           <w:p>
-            <w:r/>
             <w:r>
               <w:rPr>
                 <w:sz w:val="19"/>
@@ -209,9 +589,21 @@
         <w:tc>
           <w:tcPr>
             <w:tcW w:type="dxa" w:w="2721"/>
+            <w:tcMar>
+              <w:top w:w="100" w:type="dxa"/>
+              <w:bottom w:w="100" w:type="dxa"/>
+              <w:left w:w="120" w:type="dxa"/>
+              <w:right w:w="120" w:type="dxa"/>
+            </w:tcMar>
+            <w:tcBorders>
+              <w:top w:val="single" w:sz="5" w:space="0" w:color="EFE2D2"/>
+              <w:left w:val="single" w:sz="5" w:space="0" w:color="EFE2D2"/>
+              <w:bottom w:val="single" w:sz="5" w:space="0" w:color="EFE2D2"/>
+              <w:right w:val="single" w:sz="5" w:space="0" w:color="EFE2D2"/>
+            </w:tcBorders>
+            <w:vAlign w:val="center"/>
           </w:tcPr>
           <w:p>
-            <w:r/>
             <w:r>
               <w:rPr>
                 <w:sz w:val="19"/>
@@ -221,10 +613,22 @@
         </w:tc>
         <w:tc>
           <w:tcPr>
-            <w:tcW w:type="dxa" w:w="3288"/>
+            <w:tcW w:type="dxa" w:w="3855"/>
+            <w:tcMar>
+              <w:top w:w="100" w:type="dxa"/>
+              <w:bottom w:w="100" w:type="dxa"/>
+              <w:left w:w="120" w:type="dxa"/>
+              <w:right w:w="120" w:type="dxa"/>
+            </w:tcMar>
+            <w:tcBorders>
+              <w:top w:val="single" w:sz="5" w:space="0" w:color="EFE2D2"/>
+              <w:left w:val="single" w:sz="5" w:space="0" w:color="EFE2D2"/>
+              <w:bottom w:val="single" w:sz="5" w:space="0" w:color="EFE2D2"/>
+              <w:right w:val="single" w:sz="5" w:space="0" w:color="EFE2D2"/>
+            </w:tcBorders>
+            <w:vAlign w:val="center"/>
           </w:tcPr>
           <w:p>
-            <w:r/>
             <w:r>
               <w:rPr>
                 <w:sz w:val="19"/>
@@ -234,12 +638,27 @@
         </w:tc>
       </w:tr>
       <w:tr>
+        <w:trPr>
+          <w:cantSplit/>
+        </w:trPr>
         <w:tc>
           <w:tcPr>
-            <w:tcW w:type="dxa" w:w="1814"/>
+            <w:tcW w:type="dxa" w:w="1701"/>
+            <w:tcMar>
+              <w:top w:w="100" w:type="dxa"/>
+              <w:bottom w:w="100" w:type="dxa"/>
+              <w:left w:w="120" w:type="dxa"/>
+              <w:right w:w="120" w:type="dxa"/>
+            </w:tcMar>
+            <w:tcBorders>
+              <w:top w:val="single" w:sz="5" w:space="0" w:color="EFE2D2"/>
+              <w:left w:val="single" w:sz="5" w:space="0" w:color="EFE2D2"/>
+              <w:bottom w:val="single" w:sz="5" w:space="0" w:color="EFE2D2"/>
+              <w:right w:val="single" w:sz="5" w:space="0" w:color="EFE2D2"/>
+            </w:tcBorders>
+            <w:vAlign w:val="center"/>
           </w:tcPr>
           <w:p>
-            <w:r/>
             <w:r>
               <w:rPr>
                 <w:sz w:val="19"/>
@@ -250,9 +669,21 @@
         <w:tc>
           <w:tcPr>
             <w:tcW w:type="dxa" w:w="1247"/>
+            <w:tcMar>
+              <w:top w:w="100" w:type="dxa"/>
+              <w:bottom w:w="100" w:type="dxa"/>
+              <w:left w:w="120" w:type="dxa"/>
+              <w:right w:w="120" w:type="dxa"/>
+            </w:tcMar>
+            <w:tcBorders>
+              <w:top w:val="single" w:sz="5" w:space="0" w:color="EFE2D2"/>
+              <w:left w:val="single" w:sz="5" w:space="0" w:color="EFE2D2"/>
+              <w:bottom w:val="single" w:sz="5" w:space="0" w:color="EFE2D2"/>
+              <w:right w:val="single" w:sz="5" w:space="0" w:color="EFE2D2"/>
+            </w:tcBorders>
+            <w:vAlign w:val="center"/>
           </w:tcPr>
           <w:p>
-            <w:r/>
             <w:r>
               <w:rPr>
                 <w:sz w:val="19"/>
@@ -263,9 +694,21 @@
         <w:tc>
           <w:tcPr>
             <w:tcW w:type="dxa" w:w="2721"/>
+            <w:tcMar>
+              <w:top w:w="100" w:type="dxa"/>
+              <w:bottom w:w="100" w:type="dxa"/>
+              <w:left w:w="120" w:type="dxa"/>
+              <w:right w:w="120" w:type="dxa"/>
+            </w:tcMar>
+            <w:tcBorders>
+              <w:top w:val="single" w:sz="5" w:space="0" w:color="EFE2D2"/>
+              <w:left w:val="single" w:sz="5" w:space="0" w:color="EFE2D2"/>
+              <w:bottom w:val="single" w:sz="5" w:space="0" w:color="EFE2D2"/>
+              <w:right w:val="single" w:sz="5" w:space="0" w:color="EFE2D2"/>
+            </w:tcBorders>
+            <w:vAlign w:val="center"/>
           </w:tcPr>
           <w:p>
-            <w:r/>
             <w:r>
               <w:rPr>
                 <w:sz w:val="19"/>
@@ -275,10 +718,22 @@
         </w:tc>
         <w:tc>
           <w:tcPr>
-            <w:tcW w:type="dxa" w:w="3288"/>
+            <w:tcW w:type="dxa" w:w="3855"/>
+            <w:tcMar>
+              <w:top w:w="100" w:type="dxa"/>
+              <w:bottom w:w="100" w:type="dxa"/>
+              <w:left w:w="120" w:type="dxa"/>
+              <w:right w:w="120" w:type="dxa"/>
+            </w:tcMar>
+            <w:tcBorders>
+              <w:top w:val="single" w:sz="5" w:space="0" w:color="EFE2D2"/>
+              <w:left w:val="single" w:sz="5" w:space="0" w:color="EFE2D2"/>
+              <w:bottom w:val="single" w:sz="5" w:space="0" w:color="EFE2D2"/>
+              <w:right w:val="single" w:sz="5" w:space="0" w:color="EFE2D2"/>
+            </w:tcBorders>
+            <w:vAlign w:val="center"/>
           </w:tcPr>
           <w:p>
-            <w:r/>
             <w:r>
               <w:rPr>
                 <w:sz w:val="19"/>
@@ -290,71 +745,104 @@
     </w:tbl>
     <w:p>
       <w:pPr>
-        <w:spacing w:before="200" w:after="80"/>
+        <w:spacing w:after="120"/>
       </w:pPr>
-      <w:r>
-        <w:rPr>
-          <w:b/>
-          <w:color w:val="0F765E"/>
-          <w:sz w:val="26"/>
-        </w:rPr>
-        <w:t>2. 가장 공감된 해설 카드</w:t>
-      </w:r>
-    </w:p>
-    <w:p>
-      <w:pPr>
-        <w:spacing w:after="60"/>
-      </w:pPr>
-      <w:r>
-        <w:rPr>
-          <w:b w:val="0"/>
-          <w:color w:val="666666"/>
-          <w:sz w:val="19"/>
-        </w:rPr>
-        <w:t>16개의 해설 카드 중 내 마음에 가장 와닿은 문장을 그대로 옮겨 적고, 이유를 써 보세요.</w:t>
-      </w:r>
     </w:p>
     <w:tbl>
       <w:tblPr>
-        <w:tblStyle w:val="TableGrid"/>
         <w:tblW w:type="auto" w:w="0"/>
+        <w:jc w:val="left"/>
+        <w:tblLayout w:type="fixed"/>
         <w:tblLook w:firstColumn="1" w:firstRow="1" w:lastColumn="0" w:lastRow="0" w:noHBand="0" w:noVBand="1" w:val="04A0"/>
+        <w:tblBorders>
+          <w:top w:val="none" w:sz="0" w:space="0" w:color="auto"/>
+          <w:left w:val="none" w:sz="0" w:space="0" w:color="auto"/>
+          <w:bottom w:val="none" w:sz="0" w:space="0" w:color="auto"/>
+          <w:right w:val="none" w:sz="0" w:space="0" w:color="auto"/>
+          <w:insideH w:val="none" w:sz="0" w:space="0" w:color="auto"/>
+          <w:insideV w:val="none" w:sz="0" w:space="0" w:color="auto"/>
+        </w:tblBorders>
       </w:tblPr>
       <w:tblGrid>
-        <w:gridCol w:w="9972"/>
+        <w:gridCol w:w="5043"/>
+        <w:gridCol w:w="5043"/>
       </w:tblGrid>
       <w:tr>
+        <w:trPr>
+          <w:cantSplit/>
+        </w:trPr>
         <w:tc>
           <w:tcPr>
-            <w:tcW w:type="dxa" w:w="9071"/>
+            <w:tcW w:type="dxa" w:w="850"/>
+            <w:shd w:val="clear" w:color="auto" w:fill="EAE2FB"/>
+            <w:tcMar>
+              <w:top w:w="90" w:type="dxa"/>
+              <w:bottom w:w="90" w:type="dxa"/>
+              <w:left w:w="80" w:type="dxa"/>
+              <w:right w:w="40" w:type="dxa"/>
+            </w:tcMar>
+            <w:vAlign w:val="center"/>
           </w:tcPr>
           <w:p>
-            <w:r/>
+            <w:pPr>
+              <w:jc w:val="center"/>
+            </w:pPr>
             <w:r>
-              <w:rPr>
-                <w:sz w:val="19"/>
-              </w:rPr>
-              <w:t>문장:</w:t>
-              <w:br/>
-              <w:br/>
+              <w:drawing>
+                <wp:inline xmlns:a="http://schemas.openxmlformats.org/drawingml/2006/main" xmlns:pic="http://schemas.openxmlformats.org/drawingml/2006/picture">
+                  <wp:extent cx="432000" cy="432000"/>
+                  <wp:docPr id="3" name="Picture 3"/>
+                  <wp:cNvGraphicFramePr>
+                    <a:graphicFrameLocks noChangeAspect="1"/>
+                  </wp:cNvGraphicFramePr>
+                  <a:graphic>
+                    <a:graphicData uri="http://schemas.openxmlformats.org/drawingml/2006/picture">
+                      <pic:pic>
+                        <pic:nvPicPr>
+                          <pic:cNvPr id="0" name="icon_share_final.png"/>
+                          <pic:cNvPicPr/>
+                        </pic:nvPicPr>
+                        <pic:blipFill>
+                          <a:blip r:embed="rId11"/>
+                          <a:stretch>
+                            <a:fillRect/>
+                          </a:stretch>
+                        </pic:blipFill>
+                        <pic:spPr>
+                          <a:xfrm>
+                            <a:off x="0" y="0"/>
+                            <a:ext cx="432000" cy="432000"/>
+                          </a:xfrm>
+                          <a:prstGeom prst="rect"/>
+                        </pic:spPr>
+                      </pic:pic>
+                    </a:graphicData>
+                  </a:graphic>
+                </wp:inline>
+              </w:drawing>
             </w:r>
           </w:p>
         </w:tc>
-      </w:tr>
-      <w:tr>
         <w:tc>
           <w:tcPr>
-            <w:tcW w:type="dxa" w:w="9071"/>
+            <w:tcW w:type="dxa" w:w="8532"/>
+            <w:shd w:val="clear" w:color="auto" w:fill="EAE2FB"/>
+            <w:tcMar>
+              <w:top w:w="90" w:type="dxa"/>
+              <w:bottom w:w="90" w:type="dxa"/>
+              <w:left w:w="40" w:type="dxa"/>
+              <w:right w:w="140" w:type="dxa"/>
+            </w:tcMar>
+            <w:vAlign w:val="center"/>
           </w:tcPr>
           <w:p>
-            <w:r/>
             <w:r>
               <w:rPr>
-                <w:sz w:val="19"/>
+                <w:b/>
+                <w:color w:val="6D4BC9"/>
+                <w:sz w:val="28"/>
               </w:rPr>
-              <w:t>이유:</w:t>
-              <w:br/>
-              <w:br/>
+              <w:t>2. 가장 공감된 해설 카드</w:t>
             </w:r>
           </w:p>
         </w:tc>
@@ -362,75 +850,112 @@
     </w:tbl>
     <w:p>
       <w:pPr>
-        <w:spacing w:before="200" w:after="80"/>
+        <w:spacing w:after="40"/>
       </w:pPr>
-      <w:r>
-        <w:rPr>
-          <w:b/>
-          <w:color w:val="0F765E"/>
-          <w:sz w:val="26"/>
-        </w:rPr>
-        <w:t>3. 게임과 우리 반 연결하기</w:t>
-      </w:r>
     </w:p>
     <w:tbl>
       <w:tblPr>
-        <w:tblStyle w:val="TableGrid"/>
         <w:tblW w:type="auto" w:w="0"/>
         <w:tblLook w:firstColumn="1" w:firstRow="1" w:lastColumn="0" w:lastRow="0" w:noHBand="0" w:noVBand="1" w:val="04A0"/>
+        <w:tblBorders>
+          <w:top w:val="none" w:sz="0" w:space="0" w:color="auto"/>
+          <w:left w:val="none" w:sz="0" w:space="0" w:color="auto"/>
+          <w:bottom w:val="none" w:sz="0" w:space="0" w:color="auto"/>
+          <w:right w:val="none" w:sz="0" w:space="0" w:color="auto"/>
+          <w:insideH w:val="none" w:sz="0" w:space="0" w:color="auto"/>
+          <w:insideV w:val="none" w:sz="0" w:space="0" w:color="auto"/>
+        </w:tblBorders>
       </w:tblPr>
       <w:tblGrid>
-        <w:gridCol w:w="9972"/>
+        <w:gridCol w:w="10086"/>
       </w:tblGrid>
       <w:tr>
+        <w:trPr>
+          <w:cantSplit/>
+        </w:trPr>
         <w:tc>
           <w:tcPr>
-            <w:tcW w:type="dxa" w:w="9071"/>
+            <w:tcW w:type="dxa" w:w="10086"/>
+            <w:shd w:val="clear" w:color="auto" w:fill="EAE2FB"/>
+            <w:tcBorders>
+              <w:top w:val="single" w:sz="10" w:space="0" w:color="6D4BC9"/>
+              <w:left w:val="single" w:sz="10" w:space="0" w:color="6D4BC9"/>
+              <w:bottom w:val="single" w:sz="10" w:space="0" w:color="6D4BC9"/>
+              <w:right w:val="single" w:sz="10" w:space="0" w:color="6D4BC9"/>
+            </w:tcBorders>
+            <w:tcMar>
+              <w:top w:w="160" w:type="dxa"/>
+              <w:bottom w:w="160" w:type="dxa"/>
+              <w:left w:w="220" w:type="dxa"/>
+              <w:right w:w="220" w:type="dxa"/>
+            </w:tcMar>
           </w:tcPr>
           <w:p>
-            <w:r/>
+            <w:pPr>
+              <w:spacing w:after="60"/>
+            </w:pPr>
             <w:r>
               <w:rPr>
-                <w:sz w:val="19"/>
+                <w:color w:val="3A3028"/>
+                <w:sz w:val="21"/>
               </w:rPr>
-              <w:t>게임 속 마을을 덮고 있던 '안개'처럼, 우리 반을 덮고 있는 안개는 무엇인가요?</w:t>
-              <w:br/>
-              <w:br/>
+              <w:t>문장:</w:t>
             </w:r>
           </w:p>
-        </w:tc>
-      </w:tr>
-      <w:tr>
-        <w:tc>
-          <w:tcPr>
-            <w:tcW w:type="dxa" w:w="9071"/>
-          </w:tcPr>
           <w:p>
-            <w:r/>
+            <w:pPr>
+              <w:spacing w:after="60"/>
+            </w:pPr>
             <w:r>
               <w:rPr>
-                <w:sz w:val="19"/>
+                <w:color w:val="3A3028"/>
+                <w:sz w:val="21"/>
               </w:rPr>
-              <w:t>그 안개를 걷어내기 위해, 우리 반에 옮기고 싶은 약속 한 가지는?</w:t>
-              <w:br/>
-              <w:br/>
             </w:r>
           </w:p>
-        </w:tc>
-      </w:tr>
-      <w:tr>
-        <w:tc>
-          <w:tcPr>
-            <w:tcW w:type="dxa" w:w="9071"/>
-          </w:tcPr>
           <w:p>
-            <w:r/>
+            <w:pPr>
+              <w:spacing w:after="60"/>
+            </w:pPr>
             <w:r>
               <w:rPr>
-                <w:sz w:val="19"/>
+                <w:color w:val="3A3028"/>
+                <w:sz w:val="21"/>
               </w:rPr>
-              <w:t>오늘 내 마음을 한 단어로 표현하면?  (                    )  — 그 이유는?</w:t>
-              <w:br/>
+            </w:r>
+          </w:p>
+          <w:p>
+            <w:pPr>
+              <w:spacing w:after="60"/>
+            </w:pPr>
+            <w:r>
+              <w:rPr>
+                <w:color w:val="3A3028"/>
+                <w:sz w:val="21"/>
+              </w:rPr>
+              <w:t>이유:</w:t>
+            </w:r>
+          </w:p>
+          <w:p>
+            <w:pPr>
+              <w:spacing w:after="60"/>
+            </w:pPr>
+            <w:r>
+              <w:rPr>
+                <w:color w:val="3A3028"/>
+                <w:sz w:val="21"/>
+              </w:rPr>
+            </w:r>
+          </w:p>
+          <w:p>
+            <w:pPr>
+              <w:spacing w:after="60"/>
+            </w:pPr>
+            <w:r>
+              <w:rPr>
+                <w:color w:val="3A3028"/>
+                <w:sz w:val="21"/>
+              </w:rPr>
             </w:r>
           </w:p>
         </w:tc>
@@ -438,39 +963,493 @@
     </w:tbl>
     <w:p>
       <w:pPr>
-        <w:spacing w:before="200" w:after="80"/>
+        <w:spacing w:after="80"/>
       </w:pPr>
-      <w:r>
-        <w:rPr>
-          <w:b/>
-          <w:color w:val="0F765E"/>
-          <w:sz w:val="26"/>
-        </w:rPr>
-        <w:t>4. 나의 탐험 기록</w:t>
-      </w:r>
     </w:p>
     <w:tbl>
       <w:tblPr>
-        <w:tblStyle w:val="TableGrid"/>
         <w:tblW w:type="auto" w:w="0"/>
+        <w:jc w:val="left"/>
+        <w:tblLayout w:type="fixed"/>
         <w:tblLook w:firstColumn="1" w:firstRow="1" w:lastColumn="0" w:lastRow="0" w:noHBand="0" w:noVBand="1" w:val="04A0"/>
+        <w:tblBorders>
+          <w:top w:val="none" w:sz="0" w:space="0" w:color="auto"/>
+          <w:left w:val="none" w:sz="0" w:space="0" w:color="auto"/>
+          <w:bottom w:val="none" w:sz="0" w:space="0" w:color="auto"/>
+          <w:right w:val="none" w:sz="0" w:space="0" w:color="auto"/>
+          <w:insideH w:val="none" w:sz="0" w:space="0" w:color="auto"/>
+          <w:insideV w:val="none" w:sz="0" w:space="0" w:color="auto"/>
+        </w:tblBorders>
       </w:tblPr>
       <w:tblGrid>
-        <w:gridCol w:w="2493"/>
-        <w:gridCol w:w="2493"/>
-        <w:gridCol w:w="2493"/>
-        <w:gridCol w:w="2493"/>
+        <w:gridCol w:w="5043"/>
+        <w:gridCol w:w="5043"/>
       </w:tblGrid>
       <w:tr>
+        <w:trPr>
+          <w:cantSplit/>
+        </w:trPr>
         <w:tc>
           <w:tcPr>
-            <w:tcW w:type="dxa" w:w="2268"/>
+            <w:tcW w:type="dxa" w:w="850"/>
+            <w:shd w:val="clear" w:color="auto" w:fill="FDE9E1"/>
+            <w:tcMar>
+              <w:top w:w="90" w:type="dxa"/>
+              <w:bottom w:w="90" w:type="dxa"/>
+              <w:left w:w="80" w:type="dxa"/>
+              <w:right w:w="40" w:type="dxa"/>
+            </w:tcMar>
+            <w:vAlign w:val="center"/>
           </w:tcPr>
           <w:p>
-            <w:r/>
+            <w:pPr>
+              <w:jc w:val="center"/>
+            </w:pPr>
+            <w:r>
+              <w:drawing>
+                <wp:inline xmlns:a="http://schemas.openxmlformats.org/drawingml/2006/main" xmlns:pic="http://schemas.openxmlformats.org/drawingml/2006/picture">
+                  <wp:extent cx="432000" cy="432000"/>
+                  <wp:docPr id="4" name="Picture 4"/>
+                  <wp:cNvGraphicFramePr>
+                    <a:graphicFrameLocks noChangeAspect="1"/>
+                  </wp:cNvGraphicFramePr>
+                  <a:graphic>
+                    <a:graphicData uri="http://schemas.openxmlformats.org/drawingml/2006/picture">
+                      <pic:pic>
+                        <pic:nvPicPr>
+                          <pic:cNvPr id="0" name="icon_goal_final.png"/>
+                          <pic:cNvPicPr/>
+                        </pic:nvPicPr>
+                        <pic:blipFill>
+                          <a:blip r:embed="rId12"/>
+                          <a:stretch>
+                            <a:fillRect/>
+                          </a:stretch>
+                        </pic:blipFill>
+                        <pic:spPr>
+                          <a:xfrm>
+                            <a:off x="0" y="0"/>
+                            <a:ext cx="432000" cy="432000"/>
+                          </a:xfrm>
+                          <a:prstGeom prst="rect"/>
+                        </pic:spPr>
+                      </pic:pic>
+                    </a:graphicData>
+                  </a:graphic>
+                </wp:inline>
+              </w:drawing>
+            </w:r>
+          </w:p>
+        </w:tc>
+        <w:tc>
+          <w:tcPr>
+            <w:tcW w:type="dxa" w:w="8532"/>
+            <w:shd w:val="clear" w:color="auto" w:fill="FDE9E1"/>
+            <w:tcMar>
+              <w:top w:w="90" w:type="dxa"/>
+              <w:bottom w:w="90" w:type="dxa"/>
+              <w:left w:w="40" w:type="dxa"/>
+              <w:right w:w="140" w:type="dxa"/>
+            </w:tcMar>
+            <w:vAlign w:val="center"/>
+          </w:tcPr>
+          <w:p>
             <w:r>
               <w:rPr>
                 <w:b/>
+                <w:color w:val="E85D3F"/>
+                <w:sz w:val="28"/>
+              </w:rPr>
+              <w:t>3. 게임과 우리 반 연결하기</w:t>
+            </w:r>
+          </w:p>
+        </w:tc>
+      </w:tr>
+    </w:tbl>
+    <w:p>
+      <w:pPr>
+        <w:spacing w:after="40"/>
+      </w:pPr>
+    </w:p>
+    <w:tbl>
+      <w:tblPr>
+        <w:tblW w:type="auto" w:w="0"/>
+        <w:tblLook w:firstColumn="1" w:firstRow="1" w:lastColumn="0" w:lastRow="0" w:noHBand="0" w:noVBand="1" w:val="04A0"/>
+        <w:tblBorders>
+          <w:top w:val="none" w:sz="0" w:space="0" w:color="auto"/>
+          <w:left w:val="none" w:sz="0" w:space="0" w:color="auto"/>
+          <w:bottom w:val="none" w:sz="0" w:space="0" w:color="auto"/>
+          <w:right w:val="none" w:sz="0" w:space="0" w:color="auto"/>
+          <w:insideH w:val="none" w:sz="0" w:space="0" w:color="auto"/>
+          <w:insideV w:val="none" w:sz="0" w:space="0" w:color="auto"/>
+        </w:tblBorders>
+      </w:tblPr>
+      <w:tblGrid>
+        <w:gridCol w:w="10086"/>
+      </w:tblGrid>
+      <w:tr>
+        <w:trPr>
+          <w:cantSplit/>
+        </w:trPr>
+        <w:tc>
+          <w:tcPr>
+            <w:tcW w:type="dxa" w:w="10086"/>
+            <w:shd w:val="clear" w:color="auto" w:fill="FDE9E1"/>
+            <w:tcBorders>
+              <w:top w:val="single" w:sz="10" w:space="0" w:color="E85D3F"/>
+              <w:left w:val="single" w:sz="10" w:space="0" w:color="E85D3F"/>
+              <w:bottom w:val="single" w:sz="10" w:space="0" w:color="E85D3F"/>
+              <w:right w:val="single" w:sz="10" w:space="0" w:color="E85D3F"/>
+            </w:tcBorders>
+            <w:tcMar>
+              <w:top w:w="160" w:type="dxa"/>
+              <w:bottom w:w="160" w:type="dxa"/>
+              <w:left w:w="220" w:type="dxa"/>
+              <w:right w:w="220" w:type="dxa"/>
+            </w:tcMar>
+          </w:tcPr>
+          <w:p>
+            <w:pPr>
+              <w:spacing w:after="60"/>
+            </w:pPr>
+            <w:r>
+              <w:rPr>
+                <w:color w:val="3A3028"/>
+                <w:sz w:val="21"/>
+              </w:rPr>
+              <w:t>게임 속 마을을 덮고 있던 '안개'처럼, 우리 반을 덮고 있는 안개는 무엇인가요?</w:t>
+            </w:r>
+          </w:p>
+          <w:p>
+            <w:pPr>
+              <w:spacing w:after="60"/>
+            </w:pPr>
+            <w:r>
+              <w:rPr>
+                <w:color w:val="3A3028"/>
+                <w:sz w:val="21"/>
+              </w:rPr>
+            </w:r>
+          </w:p>
+          <w:p>
+            <w:pPr>
+              <w:spacing w:after="60"/>
+            </w:pPr>
+            <w:r>
+              <w:rPr>
+                <w:color w:val="3A3028"/>
+                <w:sz w:val="21"/>
+              </w:rPr>
+            </w:r>
+          </w:p>
+        </w:tc>
+      </w:tr>
+    </w:tbl>
+    <w:p>
+      <w:pPr>
+        <w:spacing w:after="80"/>
+      </w:pPr>
+    </w:p>
+    <w:tbl>
+      <w:tblPr>
+        <w:tblW w:type="auto" w:w="0"/>
+        <w:tblLook w:firstColumn="1" w:firstRow="1" w:lastColumn="0" w:lastRow="0" w:noHBand="0" w:noVBand="1" w:val="04A0"/>
+        <w:tblBorders>
+          <w:top w:val="none" w:sz="0" w:space="0" w:color="auto"/>
+          <w:left w:val="none" w:sz="0" w:space="0" w:color="auto"/>
+          <w:bottom w:val="none" w:sz="0" w:space="0" w:color="auto"/>
+          <w:right w:val="none" w:sz="0" w:space="0" w:color="auto"/>
+          <w:insideH w:val="none" w:sz="0" w:space="0" w:color="auto"/>
+          <w:insideV w:val="none" w:sz="0" w:space="0" w:color="auto"/>
+        </w:tblBorders>
+      </w:tblPr>
+      <w:tblGrid>
+        <w:gridCol w:w="10086"/>
+      </w:tblGrid>
+      <w:tr>
+        <w:trPr>
+          <w:cantSplit/>
+        </w:trPr>
+        <w:tc>
+          <w:tcPr>
+            <w:tcW w:type="dxa" w:w="10086"/>
+            <w:shd w:val="clear" w:color="auto" w:fill="DCF5EA"/>
+            <w:tcBorders>
+              <w:top w:val="single" w:sz="10" w:space="0" w:color="0F8F68"/>
+              <w:left w:val="single" w:sz="10" w:space="0" w:color="0F8F68"/>
+              <w:bottom w:val="single" w:sz="10" w:space="0" w:color="0F8F68"/>
+              <w:right w:val="single" w:sz="10" w:space="0" w:color="0F8F68"/>
+            </w:tcBorders>
+            <w:tcMar>
+              <w:top w:w="160" w:type="dxa"/>
+              <w:bottom w:w="160" w:type="dxa"/>
+              <w:left w:w="220" w:type="dxa"/>
+              <w:right w:w="220" w:type="dxa"/>
+            </w:tcMar>
+          </w:tcPr>
+          <w:p>
+            <w:pPr>
+              <w:spacing w:after="60"/>
+            </w:pPr>
+            <w:r>
+              <w:rPr>
+                <w:color w:val="3A3028"/>
+                <w:sz w:val="21"/>
+              </w:rPr>
+              <w:t>그 안개를 걷어내기 위해, 우리 반에 옮기고 싶은 약속 한 가지는?</w:t>
+            </w:r>
+          </w:p>
+          <w:p>
+            <w:pPr>
+              <w:spacing w:after="60"/>
+            </w:pPr>
+            <w:r>
+              <w:rPr>
+                <w:color w:val="3A3028"/>
+                <w:sz w:val="21"/>
+              </w:rPr>
+            </w:r>
+          </w:p>
+          <w:p>
+            <w:pPr>
+              <w:spacing w:after="60"/>
+            </w:pPr>
+            <w:r>
+              <w:rPr>
+                <w:color w:val="3A3028"/>
+                <w:sz w:val="21"/>
+              </w:rPr>
+            </w:r>
+          </w:p>
+        </w:tc>
+      </w:tr>
+    </w:tbl>
+    <w:p>
+      <w:pPr>
+        <w:spacing w:after="80"/>
+      </w:pPr>
+    </w:p>
+    <w:tbl>
+      <w:tblPr>
+        <w:tblW w:type="auto" w:w="0"/>
+        <w:tblLook w:firstColumn="1" w:firstRow="1" w:lastColumn="0" w:lastRow="0" w:noHBand="0" w:noVBand="1" w:val="04A0"/>
+        <w:tblBorders>
+          <w:top w:val="none" w:sz="0" w:space="0" w:color="auto"/>
+          <w:left w:val="none" w:sz="0" w:space="0" w:color="auto"/>
+          <w:bottom w:val="none" w:sz="0" w:space="0" w:color="auto"/>
+          <w:right w:val="none" w:sz="0" w:space="0" w:color="auto"/>
+          <w:insideH w:val="none" w:sz="0" w:space="0" w:color="auto"/>
+          <w:insideV w:val="none" w:sz="0" w:space="0" w:color="auto"/>
+        </w:tblBorders>
+      </w:tblPr>
+      <w:tblGrid>
+        <w:gridCol w:w="10086"/>
+      </w:tblGrid>
+      <w:tr>
+        <w:trPr>
+          <w:cantSplit/>
+        </w:trPr>
+        <w:tc>
+          <w:tcPr>
+            <w:tcW w:type="dxa" w:w="10086"/>
+            <w:shd w:val="clear" w:color="auto" w:fill="FBF0D6"/>
+            <w:tcBorders>
+              <w:top w:val="single" w:sz="10" w:space="0" w:color="B47B0B"/>
+              <w:left w:val="single" w:sz="10" w:space="0" w:color="B47B0B"/>
+              <w:bottom w:val="single" w:sz="10" w:space="0" w:color="B47B0B"/>
+              <w:right w:val="single" w:sz="10" w:space="0" w:color="B47B0B"/>
+            </w:tcBorders>
+            <w:tcMar>
+              <w:top w:w="160" w:type="dxa"/>
+              <w:bottom w:w="160" w:type="dxa"/>
+              <w:left w:w="220" w:type="dxa"/>
+              <w:right w:w="220" w:type="dxa"/>
+            </w:tcMar>
+          </w:tcPr>
+          <w:p>
+            <w:pPr>
+              <w:spacing w:after="60"/>
+            </w:pPr>
+            <w:r>
+              <w:rPr>
+                <w:color w:val="3A3028"/>
+                <w:sz w:val="21"/>
+              </w:rPr>
+              <w:t>오늘 내 마음을 한 단어로 표현하면?  (                    )  — 그 이유는?</w:t>
+            </w:r>
+          </w:p>
+          <w:p>
+            <w:pPr>
+              <w:spacing w:after="60"/>
+            </w:pPr>
+            <w:r>
+              <w:rPr>
+                <w:color w:val="3A3028"/>
+                <w:sz w:val="21"/>
+              </w:rPr>
+            </w:r>
+          </w:p>
+        </w:tc>
+      </w:tr>
+    </w:tbl>
+    <w:p>
+      <w:pPr>
+        <w:spacing w:after="80"/>
+      </w:pPr>
+    </w:p>
+    <w:tbl>
+      <w:tblPr>
+        <w:tblW w:type="auto" w:w="0"/>
+        <w:jc w:val="left"/>
+        <w:tblLayout w:type="fixed"/>
+        <w:tblLook w:firstColumn="1" w:firstRow="1" w:lastColumn="0" w:lastRow="0" w:noHBand="0" w:noVBand="1" w:val="04A0"/>
+        <w:tblBorders>
+          <w:top w:val="none" w:sz="0" w:space="0" w:color="auto"/>
+          <w:left w:val="none" w:sz="0" w:space="0" w:color="auto"/>
+          <w:bottom w:val="none" w:sz="0" w:space="0" w:color="auto"/>
+          <w:right w:val="none" w:sz="0" w:space="0" w:color="auto"/>
+          <w:insideH w:val="none" w:sz="0" w:space="0" w:color="auto"/>
+          <w:insideV w:val="none" w:sz="0" w:space="0" w:color="auto"/>
+        </w:tblBorders>
+      </w:tblPr>
+      <w:tblGrid>
+        <w:gridCol w:w="5043"/>
+        <w:gridCol w:w="5043"/>
+      </w:tblGrid>
+      <w:tr>
+        <w:trPr>
+          <w:cantSplit/>
+        </w:trPr>
+        <w:tc>
+          <w:tcPr>
+            <w:tcW w:type="dxa" w:w="850"/>
+            <w:shd w:val="clear" w:color="auto" w:fill="DCF5EA"/>
+            <w:tcMar>
+              <w:top w:w="90" w:type="dxa"/>
+              <w:bottom w:w="90" w:type="dxa"/>
+              <w:left w:w="80" w:type="dxa"/>
+              <w:right w:w="40" w:type="dxa"/>
+            </w:tcMar>
+            <w:vAlign w:val="center"/>
+          </w:tcPr>
+          <w:p>
+            <w:pPr>
+              <w:jc w:val="center"/>
+            </w:pPr>
+            <w:r>
+              <w:drawing>
+                <wp:inline xmlns:a="http://schemas.openxmlformats.org/drawingml/2006/main" xmlns:pic="http://schemas.openxmlformats.org/drawingml/2006/picture">
+                  <wp:extent cx="432000" cy="432000"/>
+                  <wp:docPr id="5" name="Picture 5"/>
+                  <wp:cNvGraphicFramePr>
+                    <a:graphicFrameLocks noChangeAspect="1"/>
+                  </wp:cNvGraphicFramePr>
+                  <a:graphic>
+                    <a:graphicData uri="http://schemas.openxmlformats.org/drawingml/2006/picture">
+                      <pic:pic>
+                        <pic:nvPicPr>
+                          <pic:cNvPr id="0" name="icon_badge_final.png"/>
+                          <pic:cNvPicPr/>
+                        </pic:nvPicPr>
+                        <pic:blipFill>
+                          <a:blip r:embed="rId13"/>
+                          <a:stretch>
+                            <a:fillRect/>
+                          </a:stretch>
+                        </pic:blipFill>
+                        <pic:spPr>
+                          <a:xfrm>
+                            <a:off x="0" y="0"/>
+                            <a:ext cx="432000" cy="432000"/>
+                          </a:xfrm>
+                          <a:prstGeom prst="rect"/>
+                        </pic:spPr>
+                      </pic:pic>
+                    </a:graphicData>
+                  </a:graphic>
+                </wp:inline>
+              </w:drawing>
+            </w:r>
+          </w:p>
+        </w:tc>
+        <w:tc>
+          <w:tcPr>
+            <w:tcW w:type="dxa" w:w="8532"/>
+            <w:shd w:val="clear" w:color="auto" w:fill="DCF5EA"/>
+            <w:tcMar>
+              <w:top w:w="90" w:type="dxa"/>
+              <w:bottom w:w="90" w:type="dxa"/>
+              <w:left w:w="40" w:type="dxa"/>
+              <w:right w:w="140" w:type="dxa"/>
+            </w:tcMar>
+            <w:vAlign w:val="center"/>
+          </w:tcPr>
+          <w:p>
+            <w:r>
+              <w:rPr>
+                <w:b/>
+                <w:color w:val="0F8F68"/>
+                <w:sz w:val="28"/>
+              </w:rPr>
+              <w:t>4. 나의 탐험 기록</w:t>
+            </w:r>
+          </w:p>
+        </w:tc>
+      </w:tr>
+    </w:tbl>
+    <w:p>
+      <w:pPr>
+        <w:spacing w:after="40"/>
+      </w:pPr>
+    </w:p>
+    <w:tbl>
+      <w:tblPr>
+        <w:tblW w:type="auto" w:w="0"/>
+        <w:jc w:val="center"/>
+        <w:tblLayout w:type="fixed"/>
+        <w:tblLook w:firstColumn="1" w:firstRow="1" w:lastColumn="0" w:lastRow="0" w:noHBand="0" w:noVBand="1" w:val="04A0"/>
+        <w:tblBorders>
+          <w:top w:val="none" w:sz="0" w:space="0" w:color="auto"/>
+          <w:left w:val="none" w:sz="0" w:space="0" w:color="auto"/>
+          <w:bottom w:val="none" w:sz="0" w:space="0" w:color="auto"/>
+          <w:right w:val="none" w:sz="0" w:space="0" w:color="auto"/>
+          <w:insideH w:val="none" w:sz="0" w:space="0" w:color="auto"/>
+          <w:insideV w:val="none" w:sz="0" w:space="0" w:color="auto"/>
+        </w:tblBorders>
+      </w:tblPr>
+      <w:tblGrid>
+        <w:gridCol w:w="2521"/>
+        <w:gridCol w:w="2521"/>
+        <w:gridCol w:w="2521"/>
+        <w:gridCol w:w="2521"/>
+      </w:tblGrid>
+      <w:tr>
+        <w:trPr>
+          <w:cantSplit/>
+        </w:trPr>
+        <w:tc>
+          <w:tcPr>
+            <w:tcW w:type="dxa" w:w="2381"/>
+            <w:tcMar>
+              <w:top w:w="100" w:type="dxa"/>
+              <w:bottom w:w="100" w:type="dxa"/>
+              <w:left w:w="120" w:type="dxa"/>
+              <w:right w:w="120" w:type="dxa"/>
+            </w:tcMar>
+            <w:tcBorders>
+              <w:top w:val="single" w:sz="5" w:space="0" w:color="EFE2D2"/>
+              <w:left w:val="single" w:sz="5" w:space="0" w:color="EFE2D2"/>
+              <w:bottom w:val="single" w:sz="5" w:space="0" w:color="EFE2D2"/>
+              <w:right w:val="single" w:sz="5" w:space="0" w:color="EFE2D2"/>
+            </w:tcBorders>
+            <w:shd w:val="clear" w:color="auto" w:fill="DCF5EA"/>
+            <w:vAlign w:val="center"/>
+          </w:tcPr>
+          <w:p>
+            <w:r>
+              <w:rPr>
+                <w:b/>
+                <w:color w:val="0F8F68"/>
                 <w:sz w:val="19"/>
               </w:rPr>
               <w:t>해결한 미션</w:t>
@@ -479,13 +1458,27 @@
         </w:tc>
         <w:tc>
           <w:tcPr>
-            <w:tcW w:type="dxa" w:w="2268"/>
+            <w:tcW w:type="dxa" w:w="2381"/>
+            <w:tcMar>
+              <w:top w:w="100" w:type="dxa"/>
+              <w:bottom w:w="100" w:type="dxa"/>
+              <w:left w:w="120" w:type="dxa"/>
+              <w:right w:w="120" w:type="dxa"/>
+            </w:tcMar>
+            <w:tcBorders>
+              <w:top w:val="single" w:sz="5" w:space="0" w:color="EFE2D2"/>
+              <w:left w:val="single" w:sz="5" w:space="0" w:color="EFE2D2"/>
+              <w:bottom w:val="single" w:sz="5" w:space="0" w:color="EFE2D2"/>
+              <w:right w:val="single" w:sz="5" w:space="0" w:color="EFE2D2"/>
+            </w:tcBorders>
+            <w:shd w:val="clear" w:color="auto" w:fill="DCF5EA"/>
+            <w:vAlign w:val="center"/>
           </w:tcPr>
           <w:p>
-            <w:r/>
             <w:r>
               <w:rPr>
                 <w:b/>
+                <w:color w:val="0F8F68"/>
                 <w:sz w:val="19"/>
               </w:rPr>
               <w:t>빛장벽</w:t>
@@ -494,13 +1487,27 @@
         </w:tc>
         <w:tc>
           <w:tcPr>
-            <w:tcW w:type="dxa" w:w="2268"/>
+            <w:tcW w:type="dxa" w:w="2381"/>
+            <w:tcMar>
+              <w:top w:w="100" w:type="dxa"/>
+              <w:bottom w:w="100" w:type="dxa"/>
+              <w:left w:w="120" w:type="dxa"/>
+              <w:right w:w="120" w:type="dxa"/>
+            </w:tcMar>
+            <w:tcBorders>
+              <w:top w:val="single" w:sz="5" w:space="0" w:color="EFE2D2"/>
+              <w:left w:val="single" w:sz="5" w:space="0" w:color="EFE2D2"/>
+              <w:bottom w:val="single" w:sz="5" w:space="0" w:color="EFE2D2"/>
+              <w:right w:val="single" w:sz="5" w:space="0" w:color="EFE2D2"/>
+            </w:tcBorders>
+            <w:shd w:val="clear" w:color="auto" w:fill="DCF5EA"/>
+            <w:vAlign w:val="center"/>
           </w:tcPr>
           <w:p>
-            <w:r/>
             <w:r>
               <w:rPr>
                 <w:b/>
+                <w:color w:val="0F8F68"/>
                 <w:sz w:val="19"/>
               </w:rPr>
               <w:t>마음 조각 💛</w:t>
@@ -509,13 +1516,27 @@
         </w:tc>
         <w:tc>
           <w:tcPr>
-            <w:tcW w:type="dxa" w:w="2268"/>
+            <w:tcW w:type="dxa" w:w="2494"/>
+            <w:tcMar>
+              <w:top w:w="100" w:type="dxa"/>
+              <w:bottom w:w="100" w:type="dxa"/>
+              <w:left w:w="120" w:type="dxa"/>
+              <w:right w:w="120" w:type="dxa"/>
+            </w:tcMar>
+            <w:tcBorders>
+              <w:top w:val="single" w:sz="5" w:space="0" w:color="EFE2D2"/>
+              <w:left w:val="single" w:sz="5" w:space="0" w:color="EFE2D2"/>
+              <w:bottom w:val="single" w:sz="5" w:space="0" w:color="EFE2D2"/>
+              <w:right w:val="single" w:sz="5" w:space="0" w:color="EFE2D2"/>
+            </w:tcBorders>
+            <w:shd w:val="clear" w:color="auto" w:fill="DCF5EA"/>
+            <w:vAlign w:val="center"/>
           </w:tcPr>
           <w:p>
-            <w:r/>
             <w:r>
               <w:rPr>
                 <w:b/>
+                <w:color w:val="0F8F68"/>
                 <w:sz w:val="19"/>
               </w:rPr>
               <w:t>우리 반 마을 밝기</w:t>
@@ -524,12 +1545,27 @@
         </w:tc>
       </w:tr>
       <w:tr>
+        <w:trPr>
+          <w:cantSplit/>
+        </w:trPr>
         <w:tc>
           <w:tcPr>
-            <w:tcW w:type="dxa" w:w="2268"/>
+            <w:tcW w:type="dxa" w:w="2381"/>
+            <w:tcMar>
+              <w:top w:w="100" w:type="dxa"/>
+              <w:bottom w:w="100" w:type="dxa"/>
+              <w:left w:w="120" w:type="dxa"/>
+              <w:right w:w="120" w:type="dxa"/>
+            </w:tcMar>
+            <w:tcBorders>
+              <w:top w:val="single" w:sz="5" w:space="0" w:color="EFE2D2"/>
+              <w:left w:val="single" w:sz="5" w:space="0" w:color="EFE2D2"/>
+              <w:bottom w:val="single" w:sz="5" w:space="0" w:color="EFE2D2"/>
+              <w:right w:val="single" w:sz="5" w:space="0" w:color="EFE2D2"/>
+            </w:tcBorders>
+            <w:vAlign w:val="center"/>
           </w:tcPr>
           <w:p>
-            <w:r/>
             <w:r>
               <w:rPr>
                 <w:sz w:val="19"/>
@@ -540,10 +1576,22 @@
         </w:tc>
         <w:tc>
           <w:tcPr>
-            <w:tcW w:type="dxa" w:w="2268"/>
+            <w:tcW w:type="dxa" w:w="2381"/>
+            <w:tcMar>
+              <w:top w:w="100" w:type="dxa"/>
+              <w:bottom w:w="100" w:type="dxa"/>
+              <w:left w:w="120" w:type="dxa"/>
+              <w:right w:w="120" w:type="dxa"/>
+            </w:tcMar>
+            <w:tcBorders>
+              <w:top w:val="single" w:sz="5" w:space="0" w:color="EFE2D2"/>
+              <w:left w:val="single" w:sz="5" w:space="0" w:color="EFE2D2"/>
+              <w:bottom w:val="single" w:sz="5" w:space="0" w:color="EFE2D2"/>
+              <w:right w:val="single" w:sz="5" w:space="0" w:color="EFE2D2"/>
+            </w:tcBorders>
+            <w:vAlign w:val="center"/>
           </w:tcPr>
           <w:p>
-            <w:r/>
             <w:r>
               <w:rPr>
                 <w:sz w:val="19"/>
@@ -554,10 +1602,22 @@
         </w:tc>
         <w:tc>
           <w:tcPr>
-            <w:tcW w:type="dxa" w:w="2268"/>
+            <w:tcW w:type="dxa" w:w="2381"/>
+            <w:tcMar>
+              <w:top w:w="100" w:type="dxa"/>
+              <w:bottom w:w="100" w:type="dxa"/>
+              <w:left w:w="120" w:type="dxa"/>
+              <w:right w:w="120" w:type="dxa"/>
+            </w:tcMar>
+            <w:tcBorders>
+              <w:top w:val="single" w:sz="5" w:space="0" w:color="EFE2D2"/>
+              <w:left w:val="single" w:sz="5" w:space="0" w:color="EFE2D2"/>
+              <w:bottom w:val="single" w:sz="5" w:space="0" w:color="EFE2D2"/>
+              <w:right w:val="single" w:sz="5" w:space="0" w:color="EFE2D2"/>
+            </w:tcBorders>
+            <w:vAlign w:val="center"/>
           </w:tcPr>
           <w:p>
-            <w:r/>
             <w:r>
               <w:rPr>
                 <w:sz w:val="19"/>
@@ -568,10 +1628,22 @@
         </w:tc>
         <w:tc>
           <w:tcPr>
-            <w:tcW w:type="dxa" w:w="2268"/>
+            <w:tcW w:type="dxa" w:w="2494"/>
+            <w:tcMar>
+              <w:top w:w="100" w:type="dxa"/>
+              <w:bottom w:w="100" w:type="dxa"/>
+              <w:left w:w="120" w:type="dxa"/>
+              <w:right w:w="120" w:type="dxa"/>
+            </w:tcMar>
+            <w:tcBorders>
+              <w:top w:val="single" w:sz="5" w:space="0" w:color="EFE2D2"/>
+              <w:left w:val="single" w:sz="5" w:space="0" w:color="EFE2D2"/>
+              <w:bottom w:val="single" w:sz="5" w:space="0" w:color="EFE2D2"/>
+              <w:right w:val="single" w:sz="5" w:space="0" w:color="EFE2D2"/>
+            </w:tcBorders>
+            <w:vAlign w:val="center"/>
           </w:tcPr>
           <w:p>
-            <w:r/>
             <w:r>
               <w:rPr>
                 <w:sz w:val="19"/>
@@ -584,20 +1656,217 @@
     </w:tbl>
     <w:p>
       <w:pPr>
-        <w:spacing w:before="200"/>
+        <w:spacing w:after="160"/>
+      </w:pPr>
+    </w:p>
+    <w:tbl>
+      <w:tblPr>
+        <w:tblW w:type="auto" w:w="0"/>
+        <w:tblLayout w:type="fixed"/>
+        <w:tblLook w:firstColumn="1" w:firstRow="1" w:lastColumn="0" w:lastRow="0" w:noHBand="0" w:noVBand="1" w:val="04A0"/>
+        <w:tblBorders>
+          <w:top w:val="none" w:sz="0" w:space="0" w:color="auto"/>
+          <w:left w:val="none" w:sz="0" w:space="0" w:color="auto"/>
+          <w:bottom w:val="none" w:sz="0" w:space="0" w:color="auto"/>
+          <w:right w:val="none" w:sz="0" w:space="0" w:color="auto"/>
+          <w:insideH w:val="none" w:sz="0" w:space="0" w:color="auto"/>
+          <w:insideV w:val="none" w:sz="0" w:space="0" w:color="auto"/>
+        </w:tblBorders>
+      </w:tblPr>
+      <w:tblGrid>
+        <w:gridCol w:w="5043"/>
+        <w:gridCol w:w="5043"/>
+      </w:tblGrid>
+      <w:tr>
+        <w:trPr>
+          <w:cantSplit/>
+        </w:trPr>
+        <w:tc>
+          <w:tcPr>
+            <w:tcW w:type="dxa" w:w="4819"/>
+            <w:shd w:val="clear" w:color="auto" w:fill="FBF0D6"/>
+            <w:tcBorders>
+              <w:top w:val="single" w:sz="6" w:space="0" w:color="E3C158"/>
+              <w:left w:val="single" w:sz="6" w:space="0" w:color="E3C158"/>
+              <w:bottom w:val="single" w:sz="6" w:space="0" w:color="E3C158"/>
+              <w:right w:val="single" w:sz="6" w:space="0" w:color="E3C158"/>
+            </w:tcBorders>
+            <w:tcMar>
+              <w:top w:w="140" w:type="dxa"/>
+              <w:bottom w:w="140" w:type="dxa"/>
+              <w:left w:w="160" w:type="dxa"/>
+              <w:right w:w="160" w:type="dxa"/>
+            </w:tcMar>
+          </w:tcPr>
+          <w:p>
+            <w:pPr>
+              <w:jc w:val="center"/>
+            </w:pPr>
+            <w:r>
+              <w:rPr>
+                <w:b/>
+                <w:color w:val="B47B0B"/>
+                <w:sz w:val="21"/>
+              </w:rPr>
+              <w:t>경청하며 참여했나요?</w:t>
+            </w:r>
+          </w:p>
+          <w:p>
+            <w:pPr>
+              <w:jc w:val="center"/>
+            </w:pPr>
+            <w:r>
+              <w:rPr>
+                <w:color w:val="E3B01A"/>
+                <w:sz w:val="40"/>
+              </w:rPr>
+              <w:t>☆ ☆ ☆ ☆ ☆</w:t>
+            </w:r>
+          </w:p>
+        </w:tc>
+        <w:tc>
+          <w:tcPr>
+            <w:tcW w:type="dxa" w:w="4819"/>
+            <w:shd w:val="clear" w:color="auto" w:fill="FBF0D6"/>
+            <w:tcBorders>
+              <w:top w:val="single" w:sz="6" w:space="0" w:color="E3C158"/>
+              <w:left w:val="single" w:sz="6" w:space="0" w:color="E3C158"/>
+              <w:bottom w:val="single" w:sz="6" w:space="0" w:color="E3C158"/>
+              <w:right w:val="single" w:sz="6" w:space="0" w:color="E3C158"/>
+            </w:tcBorders>
+            <w:tcMar>
+              <w:top w:w="140" w:type="dxa"/>
+              <w:bottom w:w="140" w:type="dxa"/>
+              <w:left w:w="160" w:type="dxa"/>
+              <w:right w:w="160" w:type="dxa"/>
+            </w:tcMar>
+          </w:tcPr>
+          <w:p>
+            <w:pPr>
+              <w:jc w:val="center"/>
+            </w:pPr>
+            <w:r>
+              <w:rPr>
+                <w:b/>
+                <w:color w:val="B47B0B"/>
+                <w:sz w:val="21"/>
+              </w:rPr>
+              <w:t>친구의 이야기에 공감했나요?</w:t>
+            </w:r>
+          </w:p>
+          <w:p>
+            <w:pPr>
+              <w:jc w:val="center"/>
+            </w:pPr>
+            <w:r>
+              <w:rPr>
+                <w:color w:val="E3B01A"/>
+                <w:sz w:val="40"/>
+              </w:rPr>
+              <w:t>☆ ☆ ☆ ☆ ☆</w:t>
+            </w:r>
+          </w:p>
+        </w:tc>
+      </w:tr>
+      <w:tr>
+        <w:trPr>
+          <w:cantSplit/>
+        </w:trPr>
+        <w:tc>
+          <w:tcPr>
+            <w:tcW w:type="dxa" w:w="4819"/>
+          </w:tcPr>
+          <w:p/>
+        </w:tc>
+        <w:tc>
+          <w:tcPr>
+            <w:tcW w:type="dxa" w:w="4819"/>
+          </w:tcPr>
+          <w:p/>
+        </w:tc>
+      </w:tr>
+    </w:tbl>
+    <w:p>
+      <w:pPr>
+        <w:spacing w:after="200"/>
+      </w:pPr>
+    </w:p>
+    <w:tbl>
+      <w:tblPr>
+        <w:tblW w:type="auto" w:w="0"/>
+        <w:tblLook w:firstColumn="1" w:firstRow="1" w:lastColumn="0" w:lastRow="0" w:noHBand="0" w:noVBand="1" w:val="04A0"/>
+        <w:tblBorders>
+          <w:top w:val="none" w:sz="0" w:space="0" w:color="auto"/>
+          <w:left w:val="none" w:sz="0" w:space="0" w:color="auto"/>
+          <w:bottom w:val="none" w:sz="0" w:space="0" w:color="auto"/>
+          <w:right w:val="none" w:sz="0" w:space="0" w:color="auto"/>
+          <w:insideH w:val="none" w:sz="0" w:space="0" w:color="auto"/>
+          <w:insideV w:val="none" w:sz="0" w:space="0" w:color="auto"/>
+        </w:tblBorders>
+      </w:tblPr>
+      <w:tblGrid>
+        <w:gridCol w:w="10086"/>
+      </w:tblGrid>
+      <w:tr>
+        <w:trPr>
+          <w:cantSplit/>
+        </w:trPr>
+        <w:tc>
+          <w:tcPr>
+            <w:tcW w:type="dxa" w:w="10086"/>
+            <w:shd w:val="clear" w:color="auto" w:fill="FFFFFF"/>
+            <w:tcBorders>
+              <w:top w:val="single" w:sz="6" w:space="0" w:color="C9BEB0"/>
+              <w:left w:val="single" w:sz="6" w:space="0" w:color="C9BEB0"/>
+              <w:bottom w:val="single" w:sz="6" w:space="0" w:color="C9BEB0"/>
+              <w:right w:val="single" w:sz="6" w:space="0" w:color="C9BEB0"/>
+            </w:tcBorders>
+            <w:tcMar>
+              <w:top w:w="260" w:type="dxa"/>
+              <w:bottom w:w="260" w:type="dxa"/>
+              <w:left w:w="200" w:type="dxa"/>
+              <w:right w:w="200" w:type="dxa"/>
+            </w:tcMar>
+          </w:tcPr>
+          <w:p>
+            <w:pPr>
+              <w:jc w:val="center"/>
+            </w:pPr>
+            <w:r>
+              <w:rPr>
+                <w:color w:val="8A8076"/>
+                <w:sz w:val="20"/>
+              </w:rPr>
+              <w:t>선생님 확인 · 도장</w:t>
+            </w:r>
+          </w:p>
+        </w:tc>
+      </w:tr>
+    </w:tbl>
+    <w:p>
+      <w:pPr>
+        <w:spacing w:before="120" w:after="120"/>
+        <w:jc w:val="center"/>
       </w:pPr>
       <w:r>
         <w:rPr>
+          <w:color w:val="D8A98C"/>
           <w:sz w:val="20"/>
         </w:rPr>
-        <w:t>★ 스스로 평가해 보세요:  경청하며 참여했나요?  ☆☆☆☆☆     친구의 이야기에 공감했나요?  ☆☆☆☆☆</w:t>
+        <w:t>🌷 · 🌼 · 🌷 · 🌼 · 🌷</w:t>
       </w:r>
     </w:p>
     <w:sectPr>
       <w:pgSz w:w="12240" w:h="15840"/>
-      <w:pgMar w:top="1020" w:right="1134" w:bottom="1020" w:left="1134" w:header="720" w:footer="720" w:gutter="0"/>
+      <w:pgMar w:top="907" w:right="1077" w:bottom="907" w:left="1077" w:header="720" w:footer="720" w:gutter="0"/>
       <w:cols w:space="720"/>
       <w:docGrid w:linePitch="360"/>
+      <w:pgBorders w:offsetFrom="page">
+        <w:top w:val="single" w:sz="10" w:space="16" w:color="F0C7B4"/>
+        <w:left w:val="single" w:sz="10" w:space="16" w:color="F0C7B4"/>
+        <w:bottom w:val="single" w:sz="10" w:space="16" w:color="F0C7B4"/>
+        <w:right w:val="single" w:sz="10" w:space="16" w:color="F0C7B4"/>
+      </w:pgBorders>
     </w:sectPr>
   </w:body>
 </w:document>
@@ -968,6 +2237,7 @@
     <w:rsid w:val="00FC693F"/>
     <w:rPr>
       <w:rFonts w:ascii="맑은 고딕" w:hAnsi="맑은 고딕" w:eastAsia="맑은 고딕"/>
+      <w:color w:val="3A3028"/>
       <w:sz w:val="21"/>
     </w:rPr>
   </w:style>
